--- a/docs/SRMS_Proposal.docx
+++ b/docs/SRMS_Proposal.docx
@@ -779,6 +779,11 @@
         </w:rPr>
         <w:t xml:space="preserve">Manual GPA calculation errors affecting student academic records.</w:t>
       </w:r>
+      <w:r>
+        <w:rPr>
+          <w:rtl w:val="0"/>
+        </w:rPr>
+      </w:r>
     </w:p>
     <w:p>
       <w:pPr>
@@ -822,6 +827,11 @@
         </w:rPr>
         <w:t xml:space="preserve">No centralized, real-time view of class performance or rankings.</w:t>
       </w:r>
+      <w:r>
+        <w:rPr>
+          <w:rtl w:val="0"/>
+        </w:rPr>
+      </w:r>
     </w:p>
     <w:p>
       <w:pPr>
@@ -865,6 +875,11 @@
         </w:rPr>
         <w:t xml:space="preserve">No role-based access — students cannot view their own results without requesting them from admin.</w:t>
       </w:r>
+      <w:r>
+        <w:rPr>
+          <w:rtl w:val="0"/>
+        </w:rPr>
+      </w:r>
     </w:p>
     <w:p>
       <w:pPr>
@@ -908,6 +923,11 @@
         </w:rPr>
         <w:t xml:space="preserve">No audit trail or data validation when entering marks.</w:t>
       </w:r>
+      <w:r>
+        <w:rPr>
+          <w:rtl w:val="0"/>
+        </w:rPr>
+      </w:r>
     </w:p>
     <w:p>
       <w:pPr>
@@ -1233,6 +1253,11 @@
         </w:rPr>
         <w:t xml:space="preserve">Implement 17 domain features covering full CRUD for students, courses, and results.</w:t>
       </w:r>
+      <w:r>
+        <w:rPr>
+          <w:rtl w:val="0"/>
+        </w:rPr>
+      </w:r>
     </w:p>
     <w:p>
       <w:pPr>
@@ -1275,6 +1300,11 @@
         </w:rPr>
         <w:t xml:space="preserve">Automate grade and GPA computation using a pluggable Strategy pattern.</w:t>
       </w:r>
+      <w:r>
+        <w:rPr>
+          <w:rtl w:val="0"/>
+        </w:rPr>
+      </w:r>
     </w:p>
     <w:p>
       <w:pPr>
@@ -1317,6 +1347,11 @@
         </w:rPr>
         <w:t xml:space="preserve">Provide role-based access: admin vs. student views with conditional navigation.</w:t>
       </w:r>
+      <w:r>
+        <w:rPr>
+          <w:rtl w:val="0"/>
+        </w:rPr>
+      </w:r>
     </w:p>
     <w:p>
       <w:pPr>
@@ -1379,6 +1414,11 @@
         </w:rPr>
         <w:t xml:space="preserve">Apply Singleton, Factory, Observer, Strategy, MVC patterns demonstrably.</w:t>
       </w:r>
+      <w:r>
+        <w:rPr>
+          <w:rtl w:val="0"/>
+        </w:rPr>
+      </w:r>
     </w:p>
     <w:p>
       <w:pPr>
@@ -1421,6 +1461,11 @@
         </w:rPr>
         <w:t xml:space="preserve">Demonstrate refactoring: monolithic code → pattern-based clean architecture.</w:t>
       </w:r>
+      <w:r>
+        <w:rPr>
+          <w:rtl w:val="0"/>
+        </w:rPr>
+      </w:r>
     </w:p>
     <w:p>
       <w:pPr>
@@ -1463,6 +1508,11 @@
         </w:rPr>
         <w:t xml:space="preserve">Achieve &lt;100ms response time for all interactions.</w:t>
       </w:r>
+      <w:r>
+        <w:rPr>
+          <w:rtl w:val="0"/>
+        </w:rPr>
+      </w:r>
     </w:p>
     <w:p>
       <w:pPr>
@@ -1525,6 +1575,11 @@
         </w:rPr>
         <w:t xml:space="preserve">Cyclomatic complexity per function ≤ 3 (achieved after refactoring from 12).</w:t>
       </w:r>
+      <w:r>
+        <w:rPr>
+          <w:rtl w:val="0"/>
+        </w:rPr>
+      </w:r>
     </w:p>
     <w:p>
       <w:pPr>
@@ -1567,6 +1622,11 @@
         </w:rPr>
         <w:t xml:space="preserve">Pass all 10 defined test cases.</w:t>
       </w:r>
+      <w:r>
+        <w:rPr>
+          <w:rtl w:val="0"/>
+        </w:rPr>
+      </w:r>
     </w:p>
     <w:p>
       <w:pPr>
@@ -1609,6 +1669,11 @@
         </w:rPr>
         <w:t xml:space="preserve">Work across Chrome, Firefox, Edge, Safari without modification.</w:t>
       </w:r>
+      <w:r>
+        <w:rPr>
+          <w:rtl w:val="0"/>
+        </w:rPr>
+      </w:r>
     </w:p>
     <w:p>
       <w:pPr>
@@ -1671,6 +1736,11 @@
         </w:rPr>
         <w:t xml:space="preserve">Demonstrate understanding of SE principles to satisfy Spring 2026 rubric.</w:t>
       </w:r>
+      <w:r>
+        <w:rPr>
+          <w:rtl w:val="0"/>
+        </w:rPr>
+      </w:r>
     </w:p>
     <w:p>
       <w:pPr>
@@ -1713,6 +1783,11 @@
         </w:rPr>
         <w:t xml:space="preserve">Produce complete deliverables: working code, SRS (IEEE), proposal, presentation.</w:t>
       </w:r>
+      <w:r>
+        <w:rPr>
+          <w:rtl w:val="0"/>
+        </w:rPr>
+      </w:r>
     </w:p>
     <w:p>
       <w:pPr>
@@ -1888,6 +1963,11 @@
         </w:rPr>
         <w:t xml:space="preserve">Web-based SPA: index.html + style.css + script.js (no build tools required).</w:t>
       </w:r>
+      <w:r>
+        <w:rPr>
+          <w:rtl w:val="0"/>
+        </w:rPr>
+      </w:r>
     </w:p>
     <w:p>
       <w:pPr>
@@ -1931,6 +2011,11 @@
         </w:rPr>
         <w:t xml:space="preserve">Five design patterns: Singleton, Factory, Observer, Strategy, MVC.</w:t>
       </w:r>
+      <w:r>
+        <w:rPr>
+          <w:rtl w:val="0"/>
+        </w:rPr>
+      </w:r>
     </w:p>
     <w:p>
       <w:pPr>
@@ -1974,6 +2059,11 @@
         </w:rPr>
         <w:t xml:space="preserve">17 functional domain features (detailed in SRS Section 2.2).</w:t>
       </w:r>
+      <w:r>
+        <w:rPr>
+          <w:rtl w:val="0"/>
+        </w:rPr>
+      </w:r>
     </w:p>
     <w:p>
       <w:pPr>
@@ -2017,6 +2107,11 @@
         </w:rPr>
         <w:t xml:space="preserve">Role-based access: admin full CRUD; student read-only personal view.</w:t>
       </w:r>
+      <w:r>
+        <w:rPr>
+          <w:rtl w:val="0"/>
+        </w:rPr>
+      </w:r>
     </w:p>
     <w:p>
       <w:pPr>
@@ -2060,6 +2155,11 @@
         </w:rPr>
         <w:t xml:space="preserve">In-memory data store (session-scoped by design for demonstration).</w:t>
       </w:r>
+      <w:r>
+        <w:rPr>
+          <w:rtl w:val="0"/>
+        </w:rPr>
+      </w:r>
     </w:p>
     <w:p>
       <w:pPr>
@@ -2123,6 +2223,11 @@
         </w:rPr>
         <w:t xml:space="preserve">Backend server or database persistence across sessions.</w:t>
       </w:r>
+      <w:r>
+        <w:rPr>
+          <w:rtl w:val="0"/>
+        </w:rPr>
+      </w:r>
     </w:p>
     <w:p>
       <w:pPr>
@@ -2166,6 +2271,11 @@
         </w:rPr>
         <w:t xml:space="preserve">Mobile native app (iOS/Android).</w:t>
       </w:r>
+      <w:r>
+        <w:rPr>
+          <w:rtl w:val="0"/>
+        </w:rPr>
+      </w:r>
     </w:p>
     <w:p>
       <w:pPr>
@@ -2209,6 +2319,11 @@
         </w:rPr>
         <w:t xml:space="preserve">Email notifications or push alerts.</w:t>
       </w:r>
+      <w:r>
+        <w:rPr>
+          <w:rtl w:val="0"/>
+        </w:rPr>
+      </w:r>
     </w:p>
     <w:p>
       <w:pPr>
@@ -2251,6 +2366,11 @@
           <w:rtl w:val="0"/>
         </w:rPr>
         <w:t xml:space="preserve">Multi-institution multi-tenancy.</w:t>
+      </w:r>
+      <w:r>
+        <w:rPr>
+          <w:rtl w:val="0"/>
+        </w:rPr>
       </w:r>
     </w:p>
     <w:p>
@@ -2584,7 +2704,7 @@
                 <w:szCs w:val="20"/>
                 <w:rtl w:val="0"/>
               </w:rPr>
-              <w:t xml:space="preserve">Team Leader / Full-Stack Dev</w:t>
+              <w:t xml:space="preserve">Team Leader</w:t>
             </w:r>
             <w:r>
               <w:rPr>
@@ -3570,6 +3690,11 @@
         </w:rPr>
         <w:t xml:space="preserve">Model (Singleton): Store.getInstance() — single DataStore with students[], courses[], results[].</w:t>
       </w:r>
+      <w:r>
+        <w:rPr>
+          <w:rtl w:val="0"/>
+        </w:rPr>
+      </w:r>
     </w:p>
     <w:p>
       <w:pPr>
@@ -3612,6 +3737,11 @@
         </w:rPr>
         <w:t xml:space="preserve">View (MVC-View): render*() functions — read Model, generate HTML, inject into DOM.</w:t>
       </w:r>
+      <w:r>
+        <w:rPr>
+          <w:rtl w:val="0"/>
+        </w:rPr>
+      </w:r>
     </w:p>
     <w:p>
       <w:pPr>
@@ -3654,6 +3784,11 @@
         </w:rPr>
         <w:t xml:space="preserve">Controller (MVC-Controller): doAdd*/doEdit*/doDelete* — validate input, update Model, emit EventBus.</w:t>
       </w:r>
+      <w:r>
+        <w:rPr>
+          <w:rtl w:val="0"/>
+        </w:rPr>
+      </w:r>
     </w:p>
     <w:p>
       <w:pPr>
@@ -3716,6 +3851,11 @@
         </w:rPr>
         <w:t xml:space="preserve">Factory: RecordFactory.student/course/result() — all object creation centralized.</w:t>
       </w:r>
+      <w:r>
+        <w:rPr>
+          <w:rtl w:val="0"/>
+        </w:rPr>
+      </w:r>
     </w:p>
     <w:p>
       <w:pPr>
@@ -3758,6 +3898,11 @@
         </w:rPr>
         <w:t xml:space="preserve">Strategy: GradingStrategy.standard / activeStrategy — grading logic isolated and swappable.</w:t>
       </w:r>
+      <w:r>
+        <w:rPr>
+          <w:rtl w:val="0"/>
+        </w:rPr>
+      </w:r>
     </w:p>
     <w:p>
       <w:pPr>
@@ -3799,6 +3944,11 @@
           <w:rtl w:val="0"/>
         </w:rPr>
         <w:t xml:space="preserve">Observer: EventBus.on/emit('dataChanged') — automatic UI refresh on every data change.</w:t>
+      </w:r>
+      <w:r>
+        <w:rPr>
+          <w:rtl w:val="0"/>
+        </w:rPr>
       </w:r>
     </w:p>
     <w:p>
@@ -6240,6 +6390,11 @@
         </w:rPr>
         <w:t xml:space="preserve">Sprint 1: Requirements analysis, architecture design, pattern planning.</w:t>
       </w:r>
+      <w:r>
+        <w:rPr>
+          <w:rtl w:val="0"/>
+        </w:rPr>
+      </w:r>
     </w:p>
     <w:p>
       <w:pPr>
@@ -6282,6 +6437,11 @@
         </w:rPr>
         <w:t xml:space="preserve">Sprint 2: Singleton + Factory + MVC implementation (Store, RecordFactory, CRUD controllers).</w:t>
       </w:r>
+      <w:r>
+        <w:rPr>
+          <w:rtl w:val="0"/>
+        </w:rPr>
+      </w:r>
     </w:p>
     <w:p>
       <w:pPr>
@@ -6324,6 +6484,11 @@
         </w:rPr>
         <w:t xml:space="preserve">Sprint 3: Strategy pattern (GradingStrategy), result entry, transcript, CSV.</w:t>
       </w:r>
+      <w:r>
+        <w:rPr>
+          <w:rtl w:val="0"/>
+        </w:rPr>
+      </w:r>
     </w:p>
     <w:p>
       <w:pPr>
@@ -6366,6 +6531,11 @@
         </w:rPr>
         <w:t xml:space="preserve">Sprint 4: Observer pattern (EventBus), auto-refresh, rankings, search.</w:t>
       </w:r>
+      <w:r>
+        <w:rPr>
+          <w:rtl w:val="0"/>
+        </w:rPr>
+      </w:r>
     </w:p>
     <w:p>
       <w:pPr>
@@ -6408,6 +6578,11 @@
         </w:rPr>
         <w:t xml:space="preserve">Sprint 5: UI polish, testing (10 test cases), SRS, proposal, presentation.</w:t>
       </w:r>
+      <w:r>
+        <w:rPr>
+          <w:rtl w:val="0"/>
+        </w:rPr>
+      </w:r>
     </w:p>
     <w:p>
       <w:pPr>
@@ -6506,6 +6681,11 @@
         </w:rPr>
         <w:t xml:space="preserve">Languages: HTML5, CSS3, JavaScript (ES6+).</w:t>
       </w:r>
+      <w:r>
+        <w:rPr>
+          <w:rtl w:val="0"/>
+        </w:rPr>
+      </w:r>
     </w:p>
     <w:p>
       <w:pPr>
@@ -6548,6 +6728,11 @@
         </w:rPr>
         <w:t xml:space="preserve">Fonts/Icons: Google Fonts (Inter), Font Awesome 6.4.0.</w:t>
       </w:r>
+      <w:r>
+        <w:rPr>
+          <w:rtl w:val="0"/>
+        </w:rPr>
+      </w:r>
     </w:p>
     <w:p>
       <w:pPr>
@@ -6590,6 +6775,11 @@
         </w:rPr>
         <w:t xml:space="preserve">Editor: VS Code.</w:t>
       </w:r>
+      <w:r>
+        <w:rPr>
+          <w:rtl w:val="0"/>
+        </w:rPr>
+      </w:r>
     </w:p>
     <w:p>
       <w:pPr>
@@ -6632,6 +6822,11 @@
         </w:rPr>
         <w:t xml:space="preserve">Browser Testing: Chrome, Firefox, Edge.</w:t>
       </w:r>
+      <w:r>
+        <w:rPr>
+          <w:rtl w:val="0"/>
+        </w:rPr>
+      </w:r>
     </w:p>
     <w:p>
       <w:pPr>
@@ -6674,6 +6869,11 @@
         </w:rPr>
         <w:t xml:space="preserve">Version Control: Git / GitHub.</w:t>
       </w:r>
+      <w:r>
+        <w:rPr>
+          <w:rtl w:val="0"/>
+        </w:rPr>
+      </w:r>
     </w:p>
     <w:p>
       <w:pPr>
@@ -6716,6 +6916,11 @@
         </w:rPr>
         <w:t xml:space="preserve">Document Tools: Docx.js (SRS), PptxGenJS (presentation).</w:t>
       </w:r>
+      <w:r>
+        <w:rPr>
+          <w:rtl w:val="0"/>
+        </w:rPr>
+      </w:r>
     </w:p>
     <w:p>
       <w:pPr>
@@ -6757,6 +6962,11 @@
           <w:rtl w:val="0"/>
         </w:rPr>
         <w:t xml:space="preserve">No frameworks, no build tools, no server required.</w:t>
+      </w:r>
+      <w:r>
+        <w:rPr>
+          <w:rtl w:val="0"/>
+        </w:rPr>
       </w:r>
     </w:p>
     <w:p>
@@ -8329,6 +8539,11 @@
         </w:rPr>
         <w:t xml:space="preserve">Screen 1: Login Page — dark gradient, shield icon, credential hint box.</w:t>
       </w:r>
+      <w:r>
+        <w:rPr>
+          <w:rtl w:val="0"/>
+        </w:rPr>
+      </w:r>
     </w:p>
     <w:p>
       <w:pPr>
@@ -8371,6 +8586,11 @@
         </w:rPr>
         <w:t xml:space="preserve">Screen 2: Dashboard — 4 stat cards (students, courses, avg GPA, results) + recent results table.</w:t>
       </w:r>
+      <w:r>
+        <w:rPr>
+          <w:rtl w:val="0"/>
+        </w:rPr>
+      </w:r>
     </w:p>
     <w:p>
       <w:pPr>
@@ -8413,6 +8633,11 @@
         </w:rPr>
         <w:t xml:space="preserve">Screen 3: Students Page — searchable table with GPA column + Add Student modal.</w:t>
       </w:r>
+      <w:r>
+        <w:rPr>
+          <w:rtl w:val="0"/>
+        </w:rPr>
+      </w:r>
     </w:p>
     <w:p>
       <w:pPr>
@@ -8455,6 +8680,11 @@
         </w:rPr>
         <w:t xml:space="preserve">Screen 4: Rankings Page — leaderboard with medals, department filter dropdown.</w:t>
       </w:r>
+      <w:r>
+        <w:rPr>
+          <w:rtl w:val="0"/>
+        </w:rPr>
+      </w:r>
     </w:p>
     <w:p>
       <w:pPr>
@@ -8497,6 +8727,11 @@
         </w:rPr>
         <w:t xml:space="preserve">Screen 5: Transcript Page — student header grid, course table, CGPA summary box.</w:t>
       </w:r>
+      <w:r>
+        <w:rPr>
+          <w:rtl w:val="0"/>
+        </w:rPr>
+      </w:r>
     </w:p>
     <w:p>
       <w:pPr>
@@ -8595,6 +8830,11 @@
         </w:rPr>
         <w:t xml:space="preserve">[1] IEEE Std 830-1998, IEEE Recommended Practice for SRS. IEEE, 1998.</w:t>
       </w:r>
+      <w:r>
+        <w:rPr>
+          <w:rtl w:val="0"/>
+        </w:rPr>
+      </w:r>
     </w:p>
     <w:p>
       <w:pPr>
@@ -8637,6 +8877,11 @@
         </w:rPr>
         <w:t xml:space="preserve">[2] E. Gamma, R. Helm, R. Johnson, J. Vlissides, Design Patterns: Elements of Reusable Object-Oriented Software. Addison-Wesley, 1994.</w:t>
       </w:r>
+      <w:r>
+        <w:rPr>
+          <w:rtl w:val="0"/>
+        </w:rPr>
+      </w:r>
     </w:p>
     <w:p>
       <w:pPr>
@@ -8679,6 +8924,11 @@
         </w:rPr>
         <w:t xml:space="preserve">[3] M. Fowler, Patterns of Enterprise Application Architecture. Addison-Wesley, 2002.</w:t>
       </w:r>
+      <w:r>
+        <w:rPr>
+          <w:rtl w:val="0"/>
+        </w:rPr>
+      </w:r>
     </w:p>
     <w:p>
       <w:pPr>
@@ -8721,6 +8971,11 @@
         </w:rPr>
         <w:t xml:space="preserve">[4] FAST-NUCES, SE Spring 2026 Project Description Document. Karachi, 2026.</w:t>
       </w:r>
+      <w:r>
+        <w:rPr>
+          <w:rtl w:val="0"/>
+        </w:rPr>
+      </w:r>
     </w:p>
     <w:p>
       <w:pPr>
@@ -8762,6 +9017,11 @@
           <w:rtl w:val="0"/>
         </w:rPr>
         <w:t xml:space="preserve">[5] R. Martin, Clean Architecture: A Craftsman's Guide to Software Structure and Design. Prentice Hall, 2017.</w:t>
+      </w:r>
+      <w:r>
+        <w:rPr>
+          <w:rtl w:val="0"/>
+        </w:rPr>
       </w:r>
     </w:p>
     <w:sectPr>
